--- a/SpringFiles/SpringJdbc.docx
+++ b/SpringFiles/SpringJdbc.docx
@@ -2801,13 +2801,17 @@
       <w:pPr>
         <w:ind w:left="360"/>
         <w:rPr>
-          <w:lang w:val="en-US"/>
-        </w:rPr>
-      </w:pPr>
-      <w:proofErr w:type="spellStart"/>
-      <w:proofErr w:type="gramStart"/>
-      <w:r>
-        <w:rPr>
+          <w:b/>
+          <w:bCs/>
+          <w:lang w:val="en-US"/>
+        </w:rPr>
+      </w:pPr>
+      <w:proofErr w:type="spellStart"/>
+      <w:proofErr w:type="gramStart"/>
+      <w:r>
+        <w:rPr>
+          <w:b/>
+          <w:bCs/>
           <w:lang w:val="en-US"/>
         </w:rPr>
         <w:t>JdbcTemplate</w:t>
@@ -2815,6 +2819,8 @@
       <w:proofErr w:type="spellEnd"/>
       <w:r>
         <w:rPr>
+          <w:b/>
+          <w:bCs/>
           <w:lang w:val="en-US"/>
         </w:rPr>
         <w:t xml:space="preserve">  &lt;</w:t>
@@ -2822,6 +2828,8 @@
       <w:proofErr w:type="gramEnd"/>
       <w:r>
         <w:rPr>
+          <w:b/>
+          <w:bCs/>
           <w:lang w:val="en-US"/>
         </w:rPr>
         <w:t xml:space="preserve">obj&gt; = new </w:t>
@@ -2829,6 +2837,8 @@
       <w:proofErr w:type="spellStart"/>
       <w:r>
         <w:rPr>
+          <w:b/>
+          <w:bCs/>
           <w:lang w:val="en-US"/>
         </w:rPr>
         <w:t>JdbcTemplate</w:t>
@@ -2836,6 +2846,8 @@
       <w:proofErr w:type="spellEnd"/>
       <w:r>
         <w:rPr>
+          <w:b/>
+          <w:bCs/>
           <w:lang w:val="en-US"/>
         </w:rPr>
         <w:t>(</w:t>
@@ -2843,6 +2855,8 @@
       <w:proofErr w:type="spellStart"/>
       <w:r>
         <w:rPr>
+          <w:b/>
+          <w:bCs/>
           <w:lang w:val="en-US"/>
         </w:rPr>
         <w:t>dataSourceObj</w:t>
@@ -2850,6 +2864,8 @@
       <w:proofErr w:type="spellEnd"/>
       <w:r>
         <w:rPr>
+          <w:b/>
+          <w:bCs/>
           <w:lang w:val="en-US"/>
         </w:rPr>
         <w:t>);</w:t>
@@ -3327,11 +3343,15 @@
           <w:numId w:val="2"/>
         </w:numPr>
         <w:rPr>
-          <w:lang w:val="en-US"/>
-        </w:rPr>
-      </w:pPr>
-      <w:r>
-        <w:rPr>
+          <w:b/>
+          <w:bCs/>
+          <w:lang w:val="en-US"/>
+        </w:rPr>
+      </w:pPr>
+      <w:r>
+        <w:rPr>
+          <w:b/>
+          <w:bCs/>
           <w:lang w:val="en-US"/>
         </w:rPr>
         <w:t xml:space="preserve">public Object </w:t>
@@ -3339,6 +3359,8 @@
       <w:proofErr w:type="spellStart"/>
       <w:r>
         <w:rPr>
+          <w:b/>
+          <w:bCs/>
           <w:lang w:val="en-US"/>
         </w:rPr>
         <w:t>queryForObject</w:t>
@@ -3346,12 +3368,16 @@
       <w:proofErr w:type="spellEnd"/>
       <w:r>
         <w:rPr>
+          <w:b/>
+          <w:bCs/>
           <w:lang w:val="en-US"/>
         </w:rPr>
         <w:t>(query)</w:t>
       </w:r>
       <w:r>
         <w:rPr>
+          <w:b/>
+          <w:bCs/>
           <w:lang w:val="en-US"/>
         </w:rPr>
         <w:t xml:space="preserve"> = single row</w:t>
@@ -3365,17 +3391,23 @@
           <w:numId w:val="2"/>
         </w:numPr>
         <w:rPr>
-          <w:lang w:val="en-US"/>
-        </w:rPr>
-      </w:pPr>
-      <w:r>
-        <w:rPr>
+          <w:b/>
+          <w:bCs/>
+          <w:lang w:val="en-US"/>
+        </w:rPr>
+      </w:pPr>
+      <w:r>
+        <w:rPr>
+          <w:b/>
+          <w:bCs/>
           <w:lang w:val="en-US"/>
         </w:rPr>
         <w:t>select * from emp</w:t>
       </w:r>
       <w:r>
         <w:rPr>
+          <w:b/>
+          <w:bCs/>
           <w:lang w:val="en-US"/>
         </w:rPr>
         <w:t xml:space="preserve"> where </w:t>
@@ -3383,6 +3415,8 @@
       <w:proofErr w:type="spellStart"/>
       <w:r>
         <w:rPr>
+          <w:b/>
+          <w:bCs/>
           <w:lang w:val="en-US"/>
         </w:rPr>
         <w:t>empno</w:t>
@@ -3390,6 +3424,8 @@
       <w:proofErr w:type="spellEnd"/>
       <w:r>
         <w:rPr>
+          <w:b/>
+          <w:bCs/>
           <w:lang w:val="en-US"/>
         </w:rPr>
         <w:t xml:space="preserve"> = 101</w:t>
@@ -3403,17 +3439,23 @@
           <w:numId w:val="2"/>
         </w:numPr>
         <w:rPr>
-          <w:lang w:val="en-US"/>
-        </w:rPr>
-      </w:pPr>
-      <w:r>
-        <w:rPr>
+          <w:b/>
+          <w:bCs/>
+          <w:lang w:val="en-US"/>
+        </w:rPr>
+      </w:pPr>
+      <w:r>
+        <w:rPr>
+          <w:b/>
+          <w:bCs/>
           <w:lang w:val="en-US"/>
         </w:rPr>
         <w:t>public List query(query)</w:t>
       </w:r>
       <w:r>
         <w:rPr>
+          <w:b/>
+          <w:bCs/>
           <w:lang w:val="en-US"/>
         </w:rPr>
         <w:t xml:space="preserve"> = multiple rows</w:t>
